--- a/assets/resumes/Pradyot_Jain_Resume.docx
+++ b/assets/resumes/Pradyot_Jain_Resume.docx
@@ -15,8 +15,6 @@
           <w:szCs w:val="56"/>
         </w:rPr>
       </w:pPr>
-      <w:permStart w:id="1230711161" w:edGrp="everyone"/>
-      <w:permEnd w:id="1230711161"/>
       <w:r>
         <w:rPr>
           <w:rFonts w:ascii="Arial" w:eastAsia="Aptos" w:hAnsi="Arial" w:cs="Arial"/>
@@ -122,19 +120,78 @@
           <w:color w:val="000000" w:themeColor="text1"/>
         </w:rPr>
       </w:pPr>
-      <w:r>
-        <w:rPr>
-          <w:rFonts w:ascii="Arial" w:eastAsia="Aptos" w:hAnsi="Arial" w:cs="Arial"/>
-          <w:color w:val="000000" w:themeColor="text1"/>
-        </w:rPr>
-        <w:t xml:space="preserve">+61 0421 779 699 </w:t>
-      </w:r>
-      <w:r>
-        <w:rPr>
-          <w:rFonts w:ascii="Arial" w:eastAsia="Aptos" w:hAnsi="Arial" w:cs="Arial"/>
-          <w:color w:val="000000" w:themeColor="text1"/>
-        </w:rPr>
-        <w:t>| Sydney, NSW</w:t>
+      <w:hyperlink r:id="rId10" w:history="1">
+        <w:r>
+          <w:rPr>
+            <w:rStyle w:val="Hyperlink"/>
+            <w:rFonts w:ascii="Arial" w:eastAsia="Aptos" w:hAnsi="Arial" w:cs="Arial"/>
+            <w:color w:val="000000" w:themeColor="text1"/>
+          </w:rPr>
+          <w:t>Website</w:t>
+        </w:r>
+      </w:hyperlink>
+      <w:r>
+        <w:rPr>
+          <w:rFonts w:ascii="Arial" w:eastAsia="Aptos" w:hAnsi="Arial" w:cs="Arial"/>
+          <w:color w:val="000000" w:themeColor="text1"/>
+        </w:rPr>
+        <w:t xml:space="preserve"> </w:t>
+      </w:r>
+      <w:r>
+        <w:rPr>
+          <w:rFonts w:ascii="Arial" w:eastAsia="Aptos" w:hAnsi="Arial" w:cs="Arial"/>
+          <w:color w:val="000000" w:themeColor="text1"/>
+        </w:rPr>
+        <w:t xml:space="preserve">| </w:t>
+      </w:r>
+      <w:r>
+        <w:rPr>
+          <w:rFonts w:ascii="Arial" w:eastAsia="Aptos" w:hAnsi="Arial" w:cs="Arial"/>
+          <w:color w:val="000000" w:themeColor="text1"/>
+        </w:rPr>
+        <w:t>+</w:t>
+      </w:r>
+      <w:r>
+        <w:rPr>
+          <w:rFonts w:ascii="Arial" w:eastAsia="Aptos" w:hAnsi="Arial" w:cs="Arial"/>
+          <w:color w:val="000000" w:themeColor="text1"/>
+        </w:rPr>
+        <w:t>91 7980010389</w:t>
+      </w:r>
+      <w:r>
+        <w:rPr>
+          <w:rFonts w:ascii="Arial" w:eastAsia="Aptos" w:hAnsi="Arial" w:cs="Arial"/>
+          <w:color w:val="000000" w:themeColor="text1"/>
+        </w:rPr>
+        <w:t xml:space="preserve"> </w:t>
+      </w:r>
+      <w:r>
+        <w:rPr>
+          <w:rFonts w:ascii="Arial" w:eastAsia="Aptos" w:hAnsi="Arial" w:cs="Arial"/>
+          <w:color w:val="000000" w:themeColor="text1"/>
+        </w:rPr>
+        <w:t xml:space="preserve">| </w:t>
+      </w:r>
+      <w:r>
+        <w:rPr>
+          <w:rFonts w:ascii="Arial" w:eastAsia="Aptos" w:hAnsi="Arial" w:cs="Arial"/>
+          <w:color w:val="000000" w:themeColor="text1"/>
+        </w:rPr>
+        <w:t>Lucknow</w:t>
+      </w:r>
+      <w:r>
+        <w:rPr>
+          <w:rFonts w:ascii="Arial" w:eastAsia="Aptos" w:hAnsi="Arial" w:cs="Arial"/>
+          <w:color w:val="000000" w:themeColor="text1"/>
+        </w:rPr>
+        <w:t xml:space="preserve">, </w:t>
+      </w:r>
+      <w:r>
+        <w:rPr>
+          <w:rFonts w:ascii="Arial" w:eastAsia="Aptos" w:hAnsi="Arial" w:cs="Arial"/>
+          <w:color w:val="000000" w:themeColor="text1"/>
+        </w:rPr>
+        <w:t>India</w:t>
       </w:r>
     </w:p>
     <w:p>
@@ -593,7 +650,7 @@
         </w:rPr>
         <w:t xml:space="preserve">Languages: English – Fluent </w:t>
       </w:r>
-      <w:hyperlink r:id="rId10">
+      <w:hyperlink r:id="rId11">
         <w:r>
           <w:rPr>
             <w:rFonts w:ascii="Arial" w:hAnsi="Arial" w:cs="Arial"/>
@@ -741,7 +798,7 @@
         </w:rPr>
         <w:t>Shift Leader</w:t>
       </w:r>
-      <w:hyperlink r:id="rId11">
+      <w:hyperlink r:id="rId12">
         <w:r>
           <w:rPr>
             <w:rFonts w:ascii="Arial" w:eastAsia="Aptos" w:hAnsi="Arial" w:cs="Arial"/>
@@ -790,7 +847,18 @@
           <w:sz w:val="22"/>
           <w:szCs w:val="22"/>
         </w:rPr>
-        <w:t xml:space="preserve"> 2025 – Present</w:t>
+        <w:t xml:space="preserve"> 2025 – </w:t>
+      </w:r>
+      <w:r>
+        <w:rPr>
+          <w:rFonts w:ascii="Arial" w:eastAsia="Aptos" w:hAnsi="Arial" w:cs="Arial"/>
+          <w:bCs/>
+          <w:i/>
+          <w:color w:val="000000" w:themeColor="text1"/>
+          <w:sz w:val="22"/>
+          <w:szCs w:val="22"/>
+        </w:rPr>
+        <w:t>August 2026</w:t>
       </w:r>
     </w:p>
     <w:p>
@@ -949,6 +1017,204 @@
     </w:p>
     <w:p>
       <w:pPr>
+        <w:spacing w:after="0" w:line="259" w:lineRule="auto"/>
+        <w:ind w:left="-567" w:right="-755"/>
+        <w:rPr>
+          <w:rFonts w:ascii="Arial" w:eastAsia="Aptos" w:hAnsi="Arial" w:cs="Arial"/>
+          <w:bCs/>
+          <w:color w:val="000000" w:themeColor="text1"/>
+          <w:sz w:val="22"/>
+          <w:szCs w:val="22"/>
+        </w:rPr>
+      </w:pPr>
+    </w:p>
+    <w:p>
+      <w:pPr>
+        <w:spacing w:after="0" w:line="259" w:lineRule="auto"/>
+        <w:ind w:left="-567" w:right="-755"/>
+        <w:rPr>
+          <w:rFonts w:ascii="Arial" w:eastAsia="Aptos" w:hAnsi="Arial" w:cs="Arial"/>
+          <w:b/>
+          <w:bCs/>
+          <w:color w:val="000000" w:themeColor="text1"/>
+          <w:sz w:val="22"/>
+          <w:szCs w:val="22"/>
+        </w:rPr>
+      </w:pPr>
+      <w:r>
+        <w:rPr>
+          <w:rFonts w:ascii="Arial" w:eastAsia="Aptos" w:hAnsi="Arial" w:cs="Arial"/>
+          <w:b/>
+          <w:bCs/>
+          <w:color w:val="000000" w:themeColor="text1"/>
+          <w:sz w:val="22"/>
+          <w:szCs w:val="22"/>
+        </w:rPr>
+        <w:t>Bondi Pizza</w:t>
+      </w:r>
+      <w:r>
+        <w:rPr>
+          <w:rFonts w:ascii="Arial" w:eastAsia="Aptos" w:hAnsi="Arial" w:cs="Arial"/>
+          <w:b/>
+          <w:color w:val="000000" w:themeColor="text1"/>
+          <w:sz w:val="22"/>
+          <w:szCs w:val="22"/>
+        </w:rPr>
+        <w:t xml:space="preserve"> | </w:t>
+      </w:r>
+      <w:r>
+        <w:rPr>
+          <w:rFonts w:ascii="Arial" w:eastAsia="Aptos" w:hAnsi="Arial" w:cs="Arial"/>
+          <w:bCs/>
+          <w:color w:val="000000" w:themeColor="text1"/>
+          <w:sz w:val="22"/>
+          <w:szCs w:val="22"/>
+        </w:rPr>
+        <w:t>Waitstaff &amp; Bartender</w:t>
+      </w:r>
+      <w:r>
+        <w:rPr>
+          <w:rFonts w:ascii="Arial" w:eastAsia="Aptos" w:hAnsi="Arial" w:cs="Arial"/>
+          <w:b/>
+          <w:color w:val="000000" w:themeColor="text1"/>
+          <w:sz w:val="22"/>
+          <w:szCs w:val="22"/>
+        </w:rPr>
+        <w:br/>
+      </w:r>
+      <w:r>
+        <w:rPr>
+          <w:rFonts w:ascii="Arial" w:eastAsia="Aptos" w:hAnsi="Arial" w:cs="Arial"/>
+          <w:color w:val="000000" w:themeColor="text1"/>
+          <w:sz w:val="22"/>
+          <w:szCs w:val="22"/>
+        </w:rPr>
+        <w:t>October</w:t>
+      </w:r>
+      <w:r>
+        <w:rPr>
+          <w:rFonts w:ascii="Arial" w:eastAsia="Aptos" w:hAnsi="Arial" w:cs="Arial"/>
+          <w:color w:val="000000" w:themeColor="text1"/>
+          <w:sz w:val="22"/>
+          <w:szCs w:val="22"/>
+        </w:rPr>
+        <w:t xml:space="preserve"> 2024 – March 2025</w:t>
+      </w:r>
+    </w:p>
+    <w:p>
+      <w:pPr>
+        <w:spacing w:after="0" w:line="259" w:lineRule="auto"/>
+        <w:ind w:left="-567" w:right="-755"/>
+        <w:rPr>
+          <w:rFonts w:ascii="Arial" w:eastAsia="Aptos" w:hAnsi="Arial" w:cs="Arial"/>
+          <w:b/>
+          <w:color w:val="000000" w:themeColor="text1"/>
+          <w:sz w:val="22"/>
+          <w:szCs w:val="22"/>
+        </w:rPr>
+      </w:pPr>
+    </w:p>
+    <w:p>
+      <w:pPr>
+        <w:spacing w:after="0" w:line="259" w:lineRule="auto"/>
+        <w:ind w:left="-567" w:right="-755"/>
+        <w:rPr>
+          <w:rFonts w:ascii="Arial" w:eastAsia="Aptos" w:hAnsi="Arial" w:cs="Arial"/>
+          <w:bCs/>
+          <w:color w:val="000000" w:themeColor="text1"/>
+          <w:sz w:val="22"/>
+          <w:szCs w:val="22"/>
+        </w:rPr>
+      </w:pPr>
+      <w:r>
+        <w:rPr>
+          <w:rFonts w:ascii="Arial" w:eastAsia="Aptos" w:hAnsi="Arial" w:cs="Arial"/>
+          <w:b/>
+          <w:color w:val="000000" w:themeColor="text1"/>
+          <w:sz w:val="22"/>
+          <w:szCs w:val="22"/>
+        </w:rPr>
+        <w:t xml:space="preserve">• </w:t>
+      </w:r>
+      <w:r>
+        <w:rPr>
+          <w:rFonts w:ascii="Arial" w:eastAsia="Aptos" w:hAnsi="Arial" w:cs="Arial"/>
+          <w:bCs/>
+          <w:color w:val="000000" w:themeColor="text1"/>
+          <w:sz w:val="22"/>
+          <w:szCs w:val="22"/>
+        </w:rPr>
+        <w:t xml:space="preserve"> Delivered friendly and professional customer service in a fast-paced hospitality environment, ensuring customers had a positive experience.</w:t>
+      </w:r>
+      <w:r>
+        <w:rPr>
+          <w:rFonts w:ascii="Arial" w:eastAsia="Aptos" w:hAnsi="Arial" w:cs="Arial"/>
+          <w:bCs/>
+          <w:color w:val="000000" w:themeColor="text1"/>
+          <w:sz w:val="22"/>
+          <w:szCs w:val="22"/>
+        </w:rPr>
+        <w:br/>
+        <w:t>• Assisted customers with orders, product recommendations, special requests, and enquiries in a confident and approachable manner.</w:t>
+      </w:r>
+      <w:r>
+        <w:rPr>
+          <w:rFonts w:ascii="Arial" w:eastAsia="Aptos" w:hAnsi="Arial" w:cs="Arial"/>
+          <w:bCs/>
+          <w:color w:val="000000" w:themeColor="text1"/>
+          <w:sz w:val="22"/>
+          <w:szCs w:val="22"/>
+        </w:rPr>
+        <w:br/>
+        <w:t>• Operated POS systems, processed payments, handled cash/card transactions, and maintained accuracy during busy shifts.</w:t>
+      </w:r>
+      <w:r>
+        <w:rPr>
+          <w:rFonts w:ascii="Arial" w:eastAsia="Aptos" w:hAnsi="Arial" w:cs="Arial"/>
+          <w:bCs/>
+          <w:color w:val="000000" w:themeColor="text1"/>
+          <w:sz w:val="22"/>
+          <w:szCs w:val="22"/>
+        </w:rPr>
+        <w:br/>
+        <w:t>• Worked closely with team members to manage high-volume service periods and maintain smooth daily operations.</w:t>
+      </w:r>
+    </w:p>
+    <w:p>
+      <w:pPr>
+        <w:spacing w:after="0" w:line="259" w:lineRule="auto"/>
+        <w:ind w:left="-567" w:right="-755"/>
+        <w:rPr>
+          <w:rFonts w:ascii="Arial" w:eastAsia="Aptos" w:hAnsi="Arial" w:cs="Arial"/>
+          <w:bCs/>
+          <w:color w:val="000000" w:themeColor="text1"/>
+          <w:sz w:val="22"/>
+          <w:szCs w:val="22"/>
+        </w:rPr>
+      </w:pPr>
+      <w:r>
+        <w:rPr>
+          <w:rFonts w:ascii="Arial" w:eastAsia="Aptos" w:hAnsi="Arial" w:cs="Arial"/>
+          <w:bCs/>
+          <w:color w:val="000000" w:themeColor="text1"/>
+          <w:sz w:val="22"/>
+          <w:szCs w:val="22"/>
+        </w:rPr>
+        <w:t>• Resolved customer concerns calmly and professionally, helping maintain strong customer satisfaction.</w:t>
+      </w:r>
+      <w:r>
+        <w:rPr>
+          <w:rFonts w:ascii="Arial" w:eastAsia="Aptos" w:hAnsi="Arial" w:cs="Arial"/>
+          <w:bCs/>
+          <w:color w:val="000000" w:themeColor="text1"/>
+          <w:sz w:val="22"/>
+          <w:szCs w:val="22"/>
+        </w:rPr>
+        <w:br/>
+      </w:r>
+    </w:p>
+    <w:p>
+      <w:pPr>
         <w:pStyle w:val="ListParagraph"/>
         <w:spacing w:after="0" w:line="259" w:lineRule="auto"/>
         <w:ind w:left="-284"/>
@@ -982,6 +1248,7 @@
           <w:sz w:val="22"/>
           <w:szCs w:val="22"/>
         </w:rPr>
+        <w:lastRenderedPageBreak/>
         <w:t xml:space="preserve">Apollo Computers </w:t>
       </w:r>
       <w:proofErr w:type="spellStart"/>
@@ -1016,7 +1283,7 @@
         </w:rPr>
         <w:t xml:space="preserve"> </w:t>
       </w:r>
-      <w:hyperlink r:id="rId12">
+      <w:hyperlink r:id="rId13">
         <w:r>
           <w:rPr>
             <w:rFonts w:ascii="Arial" w:eastAsia="Aptos" w:hAnsi="Arial" w:cs="Arial"/>
@@ -1067,7 +1334,7 @@
         </w:rPr>
         <w:t>|</w:t>
       </w:r>
-      <w:hyperlink r:id="rId13">
+      <w:hyperlink r:id="rId14">
         <w:r>
           <w:rPr>
             <w:rFonts w:ascii="Arial" w:eastAsia="Aptos" w:hAnsi="Arial" w:cs="Arial"/>
@@ -1284,7 +1551,7 @@
         </w:rPr>
         <w:t xml:space="preserve"> Financiers Ltd. </w:t>
       </w:r>
-      <w:hyperlink r:id="rId14">
+      <w:hyperlink r:id="rId15">
         <w:r>
           <w:rPr>
             <w:rFonts w:ascii="Arial" w:eastAsia="Aptos" w:hAnsi="Arial" w:cs="Arial"/>
@@ -1296,7 +1563,7 @@
           <w:t>(Completion Certificate)</w:t>
         </w:r>
       </w:hyperlink>
-      <w:hyperlink r:id="rId15">
+      <w:hyperlink r:id="rId16">
         <w:r>
           <w:rPr>
             <w:rFonts w:ascii="Arial" w:eastAsia="Aptos" w:hAnsi="Arial" w:cs="Arial"/>
@@ -1349,7 +1616,7 @@
         </w:rPr>
         <w:t>|</w:t>
       </w:r>
-      <w:hyperlink r:id="rId16">
+      <w:hyperlink r:id="rId17">
         <w:r>
           <w:rPr>
             <w:rFonts w:ascii="Arial" w:eastAsia="Aptos" w:hAnsi="Arial" w:cs="Arial"/>
@@ -1479,7 +1746,6 @@
           <w:sz w:val="22"/>
           <w:szCs w:val="22"/>
         </w:rPr>
-        <w:lastRenderedPageBreak/>
         <w:t>Prepared Credit Appraisal Memorandums (CAMs) and income statements for salaried and self-employed applicants.</w:t>
       </w:r>
       <w:r>
@@ -1551,7 +1817,7 @@
         </w:rPr>
         <w:t xml:space="preserve">Yes Bank </w:t>
       </w:r>
-      <w:hyperlink r:id="rId17">
+      <w:hyperlink r:id="rId18">
         <w:r>
           <w:rPr>
             <w:rFonts w:ascii="Arial" w:eastAsia="Aptos" w:hAnsi="Arial" w:cs="Arial"/>
@@ -1563,7 +1829,7 @@
           <w:t>(Completion Certificate)</w:t>
         </w:r>
       </w:hyperlink>
-      <w:hyperlink r:id="rId18">
+      <w:hyperlink r:id="rId19">
         <w:r>
           <w:rPr>
             <w:rFonts w:ascii="Arial" w:eastAsia="Aptos" w:hAnsi="Arial" w:cs="Arial"/>
@@ -1596,77 +1862,6 @@
           <w:szCs w:val="22"/>
         </w:rPr>
         <w:t xml:space="preserve">Trainee, Retail Banking </w:t>
-      </w:r>
-      <w:r>
-        <w:rPr>
-          <w:rFonts w:ascii="Arial" w:eastAsia="Aptos" w:hAnsi="Arial" w:cs="Arial"/>
-          <w:color w:val="000000" w:themeColor="text1"/>
-          <w:sz w:val="22"/>
-          <w:szCs w:val="22"/>
-        </w:rPr>
-        <w:t>|</w:t>
-      </w:r>
-      <w:hyperlink r:id="rId19">
-        <w:r>
-          <w:rPr>
-            <w:rFonts w:ascii="Arial" w:eastAsia="Aptos" w:hAnsi="Arial" w:cs="Arial"/>
-            <w:b/>
-            <w:color w:val="000000" w:themeColor="text1"/>
-            <w:sz w:val="22"/>
-            <w:szCs w:val="22"/>
-          </w:rPr>
-          <w:t xml:space="preserve"> </w:t>
-        </w:r>
-      </w:hyperlink>
-      <w:r>
-        <w:rPr>
-          <w:rFonts w:ascii="Arial" w:eastAsia="Aptos" w:hAnsi="Arial" w:cs="Arial"/>
-          <w:i/>
-          <w:color w:val="000000" w:themeColor="text1"/>
-          <w:sz w:val="22"/>
-          <w:szCs w:val="22"/>
-        </w:rPr>
-        <w:t>Jun</w:t>
-      </w:r>
-      <w:r>
-        <w:rPr>
-          <w:rFonts w:ascii="Arial" w:eastAsia="Aptos" w:hAnsi="Arial" w:cs="Arial"/>
-          <w:i/>
-          <w:color w:val="000000" w:themeColor="text1"/>
-          <w:sz w:val="22"/>
-          <w:szCs w:val="22"/>
-        </w:rPr>
-        <w:t xml:space="preserve"> </w:t>
-      </w:r>
-      <w:r>
-        <w:rPr>
-          <w:rFonts w:ascii="Arial" w:eastAsia="Aptos" w:hAnsi="Arial" w:cs="Arial"/>
-          <w:i/>
-          <w:color w:val="000000" w:themeColor="text1"/>
-          <w:sz w:val="22"/>
-          <w:szCs w:val="22"/>
-        </w:rPr>
-        <w:t>2022 – Aug</w:t>
-      </w:r>
-      <w:r>
-        <w:rPr>
-          <w:rFonts w:ascii="Arial" w:eastAsia="Aptos" w:hAnsi="Arial" w:cs="Arial"/>
-          <w:i/>
-          <w:color w:val="000000" w:themeColor="text1"/>
-          <w:sz w:val="22"/>
-          <w:szCs w:val="22"/>
-        </w:rPr>
-        <w:t xml:space="preserve"> </w:t>
-      </w:r>
-      <w:r>
-        <w:rPr>
-          <w:rFonts w:ascii="Arial" w:eastAsia="Aptos" w:hAnsi="Arial" w:cs="Arial"/>
-          <w:i/>
-          <w:color w:val="000000" w:themeColor="text1"/>
-          <w:sz w:val="22"/>
-          <w:szCs w:val="22"/>
-        </w:rPr>
-        <w:t xml:space="preserve">2022 </w:t>
       </w:r>
       <w:r>
         <w:rPr>
@@ -1691,280 +1886,53 @@
       </w:hyperlink>
       <w:r>
         <w:rPr>
-          <w:rFonts w:ascii="Aptos" w:eastAsia="Aptos" w:hAnsi="Aptos" w:cs="Times New Roman"/>
-          <w:color w:val="000000" w:themeColor="text1"/>
-        </w:rPr>
-        <w:t>Onsite</w:t>
-      </w:r>
-    </w:p>
-    <w:p>
-      <w:pPr>
-        <w:spacing w:after="0" w:line="259" w:lineRule="auto"/>
-        <w:ind w:left="-567"/>
-        <w:rPr>
-          <w:rFonts w:ascii="Arial" w:eastAsia="Aptos" w:hAnsi="Arial" w:cs="Arial"/>
-          <w:color w:val="000000" w:themeColor="text1"/>
-          <w:sz w:val="22"/>
-          <w:szCs w:val="22"/>
-        </w:rPr>
-      </w:pPr>
-      <w:r>
-        <w:rPr>
           <w:rFonts w:ascii="Arial" w:eastAsia="Aptos" w:hAnsi="Arial" w:cs="Arial"/>
           <w:i/>
           <w:color w:val="000000" w:themeColor="text1"/>
           <w:sz w:val="22"/>
           <w:szCs w:val="22"/>
         </w:rPr>
+        <w:t>Jun</w:t>
+      </w:r>
+      <w:r>
+        <w:rPr>
+          <w:rFonts w:ascii="Arial" w:eastAsia="Aptos" w:hAnsi="Arial" w:cs="Arial"/>
+          <w:i/>
+          <w:color w:val="000000" w:themeColor="text1"/>
+          <w:sz w:val="22"/>
+          <w:szCs w:val="22"/>
+        </w:rPr>
         <w:t xml:space="preserve"> </w:t>
       </w:r>
-    </w:p>
-    <w:p>
-      <w:pPr>
-        <w:numPr>
-          <w:ilvl w:val="0"/>
-          <w:numId w:val="4"/>
-        </w:numPr>
-        <w:spacing w:after="10" w:line="249" w:lineRule="auto"/>
-        <w:ind w:left="-284" w:right="-755" w:hanging="283"/>
-        <w:contextualSpacing/>
-        <w:jc w:val="both"/>
-        <w:rPr>
-          <w:rFonts w:ascii="Arial" w:eastAsia="Aptos" w:hAnsi="Arial" w:cs="Arial"/>
-          <w:color w:val="000000" w:themeColor="text1"/>
-          <w:sz w:val="22"/>
-          <w:szCs w:val="22"/>
-        </w:rPr>
-      </w:pPr>
-      <w:r>
-        <w:rPr>
-          <w:rFonts w:ascii="Arial" w:eastAsia="Aptos" w:hAnsi="Arial" w:cs="Arial"/>
-          <w:color w:val="000000" w:themeColor="text1"/>
-          <w:sz w:val="22"/>
-          <w:szCs w:val="22"/>
-        </w:rPr>
-        <w:t xml:space="preserve">Analysed the incentive structure to identify barriers preventing employees from earning incentives. </w:t>
-      </w:r>
-    </w:p>
-    <w:p>
-      <w:pPr>
-        <w:numPr>
-          <w:ilvl w:val="0"/>
-          <w:numId w:val="4"/>
-        </w:numPr>
-        <w:spacing w:after="10" w:line="249" w:lineRule="auto"/>
-        <w:ind w:left="-284" w:right="-755" w:hanging="283"/>
-        <w:contextualSpacing/>
-        <w:jc w:val="both"/>
-        <w:rPr>
-          <w:rFonts w:ascii="Arial" w:eastAsia="Aptos" w:hAnsi="Arial" w:cs="Arial"/>
-          <w:color w:val="000000" w:themeColor="text1"/>
-          <w:sz w:val="22"/>
-          <w:szCs w:val="22"/>
-        </w:rPr>
-      </w:pPr>
-      <w:r>
-        <w:rPr>
-          <w:rFonts w:ascii="Arial" w:eastAsia="Aptos" w:hAnsi="Arial" w:cs="Arial"/>
-          <w:color w:val="000000" w:themeColor="text1"/>
-          <w:sz w:val="22"/>
-          <w:szCs w:val="22"/>
-        </w:rPr>
-        <w:t xml:space="preserve">Conducted </w:t>
-      </w:r>
-      <w:r>
-        <w:rPr>
-          <w:rFonts w:ascii="Arial" w:eastAsia="Aptos" w:hAnsi="Arial" w:cs="Arial"/>
-          <w:color w:val="000000" w:themeColor="text1"/>
-          <w:sz w:val="22"/>
-          <w:szCs w:val="22"/>
-        </w:rPr>
-        <w:t>d</w:t>
-      </w:r>
-      <w:r>
-        <w:rPr>
-          <w:rFonts w:ascii="Arial" w:eastAsia="Aptos" w:hAnsi="Arial" w:cs="Arial"/>
-          <w:color w:val="000000" w:themeColor="text1"/>
-          <w:sz w:val="22"/>
-          <w:szCs w:val="22"/>
-        </w:rPr>
-        <w:t xml:space="preserve">ata collection and analysis with 410 employees to assess factors impacting incentive earnings. </w:t>
-      </w:r>
-    </w:p>
-    <w:p>
-      <w:pPr>
-        <w:numPr>
-          <w:ilvl w:val="0"/>
-          <w:numId w:val="4"/>
-        </w:numPr>
-        <w:spacing w:after="10" w:line="249" w:lineRule="auto"/>
-        <w:ind w:left="-284" w:right="-755" w:hanging="283"/>
-        <w:contextualSpacing/>
-        <w:jc w:val="both"/>
-        <w:rPr>
-          <w:rFonts w:ascii="Arial" w:eastAsia="Aptos" w:hAnsi="Arial" w:cs="Arial"/>
-          <w:color w:val="000000" w:themeColor="text1"/>
-          <w:sz w:val="22"/>
-          <w:szCs w:val="22"/>
-        </w:rPr>
-      </w:pPr>
-      <w:r>
-        <w:rPr>
-          <w:rFonts w:ascii="Arial" w:eastAsia="Aptos" w:hAnsi="Arial" w:cs="Arial"/>
-          <w:color w:val="000000" w:themeColor="text1"/>
-          <w:sz w:val="22"/>
-          <w:szCs w:val="22"/>
-        </w:rPr>
-        <w:t xml:space="preserve">Developed a comprehensive report and presentation outlining key findings and actionable solutions to improve the incentive system. </w:t>
-      </w:r>
-    </w:p>
-    <w:p>
-      <w:pPr>
-        <w:numPr>
-          <w:ilvl w:val="0"/>
-          <w:numId w:val="4"/>
-        </w:numPr>
-        <w:spacing w:after="10" w:line="249" w:lineRule="auto"/>
-        <w:ind w:left="-284" w:right="-755" w:hanging="283"/>
-        <w:contextualSpacing/>
-        <w:jc w:val="both"/>
-        <w:rPr>
-          <w:rFonts w:ascii="Arial" w:eastAsia="Aptos" w:hAnsi="Arial" w:cs="Arial"/>
-          <w:color w:val="000000" w:themeColor="text1"/>
-          <w:sz w:val="22"/>
-          <w:szCs w:val="22"/>
-        </w:rPr>
-      </w:pPr>
-      <w:r>
-        <w:rPr>
-          <w:rFonts w:ascii="Arial" w:eastAsia="Aptos" w:hAnsi="Arial" w:cs="Arial"/>
-          <w:color w:val="000000" w:themeColor="text1"/>
-          <w:sz w:val="22"/>
-          <w:szCs w:val="22"/>
-        </w:rPr>
-        <w:t>Highlighted a structural issue in the incentive policy whereby employees serving notice periods were excluded, causing a decline in sales effort and weakening short-term business performance.</w:t>
-      </w:r>
-    </w:p>
-    <w:p>
-      <w:pPr>
-        <w:spacing w:line="240" w:lineRule="atLeast"/>
-        <w:ind w:left="-567" w:right="-612"/>
-        <w:rPr>
-          <w:rFonts w:ascii="Arial" w:hAnsi="Arial" w:cs="Arial"/>
-          <w:b/>
-          <w:bCs/>
-          <w:color w:val="000000" w:themeColor="text1"/>
-        </w:rPr>
-      </w:pPr>
-    </w:p>
-    <w:p>
-      <w:pPr>
-        <w:spacing w:line="240" w:lineRule="atLeast"/>
-        <w:ind w:left="-567" w:right="-612"/>
-        <w:rPr>
-          <w:rFonts w:ascii="Arial" w:hAnsi="Arial" w:cs="Arial"/>
-          <w:color w:val="000000" w:themeColor="text1"/>
-          <w:sz w:val="48"/>
-          <w:szCs w:val="48"/>
-        </w:rPr>
-      </w:pPr>
-      <w:r>
-        <w:rPr>
-          <w:rFonts w:ascii="Arial" w:hAnsi="Arial" w:cs="Arial"/>
-          <w:b/>
-          <w:bCs/>
-          <w:color w:val="000000" w:themeColor="text1"/>
-        </w:rPr>
-        <w:t>Education</w:t>
-      </w:r>
-      <w:r>
-        <w:rPr>
-          <w:rFonts w:ascii="Arial" w:hAnsi="Arial" w:cs="Arial"/>
-          <w:color w:val="000000" w:themeColor="text1"/>
-          <w:sz w:val="48"/>
-          <w:szCs w:val="48"/>
+      <w:r>
+        <w:rPr>
+          <w:rFonts w:ascii="Arial" w:eastAsia="Aptos" w:hAnsi="Arial" w:cs="Arial"/>
+          <w:i/>
+          <w:color w:val="000000" w:themeColor="text1"/>
+          <w:sz w:val="22"/>
+          <w:szCs w:val="22"/>
+        </w:rPr>
+        <w:t>2022 – Aug</w:t>
+      </w:r>
+      <w:r>
+        <w:rPr>
+          <w:rFonts w:ascii="Arial" w:eastAsia="Aptos" w:hAnsi="Arial" w:cs="Arial"/>
+          <w:i/>
+          <w:color w:val="000000" w:themeColor="text1"/>
+          <w:sz w:val="22"/>
+          <w:szCs w:val="22"/>
         </w:rPr>
         <w:t xml:space="preserve"> </w:t>
       </w:r>
       <w:r>
         <w:rPr>
-          <w:rFonts w:ascii="Arial" w:hAnsi="Arial" w:cs="Arial"/>
-          <w:color w:val="000000" w:themeColor="text1"/>
-          <w:sz w:val="48"/>
-          <w:szCs w:val="48"/>
-        </w:rPr>
-        <w:pict w14:anchorId="54C36791">
-          <v:rect id="_x0000_i1028" style="width:0;height:1.5pt" o:hralign="center" o:hrstd="t" o:hr="t" fillcolor="#a0a0a0" stroked="f"/>
-        </w:pict>
-      </w:r>
-    </w:p>
-    <w:p>
-      <w:pPr>
-        <w:numPr>
-          <w:ilvl w:val="0"/>
-          <w:numId w:val="6"/>
-        </w:numPr>
-        <w:spacing w:after="5" w:line="250" w:lineRule="auto"/>
-        <w:ind w:left="-284" w:right="3639" w:hanging="283"/>
-        <w:rPr>
-          <w:rFonts w:ascii="Arial" w:hAnsi="Arial" w:cs="Arial"/>
-          <w:color w:val="000000" w:themeColor="text1"/>
-          <w:sz w:val="22"/>
-          <w:szCs w:val="22"/>
-        </w:rPr>
-      </w:pPr>
-      <w:r>
-        <w:rPr>
-          <w:rFonts w:ascii="Arial" w:hAnsi="Arial" w:cs="Arial"/>
-          <w:b/>
-          <w:color w:val="000000" w:themeColor="text1"/>
-          <w:sz w:val="22"/>
-          <w:szCs w:val="22"/>
-        </w:rPr>
-        <w:t xml:space="preserve">Master of Business Analytics </w:t>
-      </w:r>
-      <w:r>
-        <w:rPr>
-          <w:rFonts w:ascii="Arial" w:hAnsi="Arial" w:cs="Arial"/>
-          <w:bCs/>
-          <w:color w:val="000000" w:themeColor="text1"/>
-          <w:sz w:val="22"/>
-          <w:szCs w:val="22"/>
-          <w:u w:val="single" w:color="000000" w:themeColor="text1"/>
-        </w:rPr>
-        <w:t>(Result)</w:t>
-      </w:r>
-    </w:p>
-    <w:p>
-      <w:pPr>
-        <w:spacing w:after="9"/>
-        <w:ind w:left="-284" w:right="3639" w:hanging="283"/>
-        <w:rPr>
-          <w:rFonts w:ascii="Arial" w:hAnsi="Arial" w:cs="Arial"/>
-          <w:color w:val="000000" w:themeColor="text1"/>
-          <w:sz w:val="22"/>
-          <w:szCs w:val="22"/>
-        </w:rPr>
-      </w:pPr>
-      <w:r>
-        <w:rPr>
-          <w:rFonts w:ascii="Arial" w:hAnsi="Arial" w:cs="Arial"/>
+          <w:rFonts w:ascii="Arial" w:eastAsia="Aptos" w:hAnsi="Arial" w:cs="Arial"/>
           <w:i/>
           <w:color w:val="000000" w:themeColor="text1"/>
           <w:sz w:val="22"/>
           <w:szCs w:val="22"/>
         </w:rPr>
-        <w:t xml:space="preserve">     Macquarie University, Sydney, Australia</w:t>
-      </w:r>
-      <w:r>
-        <w:rPr>
-          <w:rFonts w:ascii="Arial" w:hAnsi="Arial" w:cs="Arial"/>
-          <w:i/>
-          <w:color w:val="000000" w:themeColor="text1"/>
-          <w:sz w:val="22"/>
-          <w:szCs w:val="22"/>
-        </w:rPr>
-        <w:t xml:space="preserve"> </w:t>
+        <w:t xml:space="preserve">2022 </w:t>
       </w:r>
       <w:r>
         <w:rPr>
@@ -1989,15 +1957,362 @@
       </w:hyperlink>
       <w:r>
         <w:rPr>
-          <w:rFonts w:ascii="Arial" w:hAnsi="Arial" w:cs="Arial"/>
+          <w:rFonts w:ascii="Aptos" w:eastAsia="Aptos" w:hAnsi="Aptos" w:cs="Times New Roman"/>
+          <w:color w:val="000000" w:themeColor="text1"/>
+        </w:rPr>
+        <w:t>Onsite</w:t>
+      </w:r>
+    </w:p>
+    <w:p>
+      <w:pPr>
+        <w:spacing w:after="0" w:line="259" w:lineRule="auto"/>
+        <w:ind w:left="-567"/>
+        <w:rPr>
+          <w:rFonts w:ascii="Arial" w:eastAsia="Aptos" w:hAnsi="Arial" w:cs="Arial"/>
+          <w:color w:val="000000" w:themeColor="text1"/>
+          <w:sz w:val="22"/>
+          <w:szCs w:val="22"/>
+        </w:rPr>
+      </w:pPr>
+      <w:r>
+        <w:rPr>
+          <w:rFonts w:ascii="Arial" w:eastAsia="Aptos" w:hAnsi="Arial" w:cs="Arial"/>
           <w:i/>
           <w:color w:val="000000" w:themeColor="text1"/>
           <w:sz w:val="22"/>
           <w:szCs w:val="22"/>
         </w:rPr>
+        <w:t xml:space="preserve"> </w:t>
+      </w:r>
+    </w:p>
+    <w:p>
+      <w:pPr>
+        <w:numPr>
+          <w:ilvl w:val="0"/>
+          <w:numId w:val="4"/>
+        </w:numPr>
+        <w:spacing w:after="10" w:line="249" w:lineRule="auto"/>
+        <w:ind w:left="-284" w:right="-755" w:hanging="283"/>
+        <w:contextualSpacing/>
+        <w:jc w:val="both"/>
+        <w:rPr>
+          <w:rFonts w:ascii="Arial" w:eastAsia="Aptos" w:hAnsi="Arial" w:cs="Arial"/>
+          <w:color w:val="000000" w:themeColor="text1"/>
+          <w:sz w:val="22"/>
+          <w:szCs w:val="22"/>
+        </w:rPr>
+      </w:pPr>
+      <w:r>
+        <w:rPr>
+          <w:rFonts w:ascii="Arial" w:eastAsia="Aptos" w:hAnsi="Arial" w:cs="Arial"/>
+          <w:color w:val="000000" w:themeColor="text1"/>
+          <w:sz w:val="22"/>
+          <w:szCs w:val="22"/>
+        </w:rPr>
+        <w:t xml:space="preserve">Analysed the incentive structure to identify barriers preventing employees from earning incentives. </w:t>
+      </w:r>
+    </w:p>
+    <w:p>
+      <w:pPr>
+        <w:numPr>
+          <w:ilvl w:val="0"/>
+          <w:numId w:val="4"/>
+        </w:numPr>
+        <w:spacing w:after="10" w:line="249" w:lineRule="auto"/>
+        <w:ind w:left="-284" w:right="-755" w:hanging="283"/>
+        <w:contextualSpacing/>
+        <w:jc w:val="both"/>
+        <w:rPr>
+          <w:rFonts w:ascii="Arial" w:eastAsia="Aptos" w:hAnsi="Arial" w:cs="Arial"/>
+          <w:color w:val="000000" w:themeColor="text1"/>
+          <w:sz w:val="22"/>
+          <w:szCs w:val="22"/>
+        </w:rPr>
+      </w:pPr>
+      <w:r>
+        <w:rPr>
+          <w:rFonts w:ascii="Arial" w:eastAsia="Aptos" w:hAnsi="Arial" w:cs="Arial"/>
+          <w:color w:val="000000" w:themeColor="text1"/>
+          <w:sz w:val="22"/>
+          <w:szCs w:val="22"/>
+        </w:rPr>
+        <w:t xml:space="preserve">Conducted </w:t>
+      </w:r>
+      <w:r>
+        <w:rPr>
+          <w:rFonts w:ascii="Arial" w:eastAsia="Aptos" w:hAnsi="Arial" w:cs="Arial"/>
+          <w:color w:val="000000" w:themeColor="text1"/>
+          <w:sz w:val="22"/>
+          <w:szCs w:val="22"/>
+        </w:rPr>
+        <w:t>d</w:t>
+      </w:r>
+      <w:r>
+        <w:rPr>
+          <w:rFonts w:ascii="Arial" w:eastAsia="Aptos" w:hAnsi="Arial" w:cs="Arial"/>
+          <w:color w:val="000000" w:themeColor="text1"/>
+          <w:sz w:val="22"/>
+          <w:szCs w:val="22"/>
+        </w:rPr>
+        <w:t xml:space="preserve">ata collection and analysis with 410 employees to assess factors impacting incentive earnings. </w:t>
+      </w:r>
+    </w:p>
+    <w:p>
+      <w:pPr>
+        <w:numPr>
+          <w:ilvl w:val="0"/>
+          <w:numId w:val="4"/>
+        </w:numPr>
+        <w:spacing w:after="10" w:line="249" w:lineRule="auto"/>
+        <w:ind w:left="-284" w:right="-755" w:hanging="283"/>
+        <w:contextualSpacing/>
+        <w:jc w:val="both"/>
+        <w:rPr>
+          <w:rFonts w:ascii="Arial" w:eastAsia="Aptos" w:hAnsi="Arial" w:cs="Arial"/>
+          <w:color w:val="000000" w:themeColor="text1"/>
+          <w:sz w:val="22"/>
+          <w:szCs w:val="22"/>
+        </w:rPr>
+      </w:pPr>
+      <w:r>
+        <w:rPr>
+          <w:rFonts w:ascii="Arial" w:eastAsia="Aptos" w:hAnsi="Arial" w:cs="Arial"/>
+          <w:color w:val="000000" w:themeColor="text1"/>
+          <w:sz w:val="22"/>
+          <w:szCs w:val="22"/>
+        </w:rPr>
+        <w:t xml:space="preserve">Developed a comprehensive report and presentation outlining key findings and actionable solutions to improve the incentive system. </w:t>
+      </w:r>
+    </w:p>
+    <w:p>
+      <w:pPr>
+        <w:numPr>
+          <w:ilvl w:val="0"/>
+          <w:numId w:val="4"/>
+        </w:numPr>
+        <w:spacing w:after="10" w:line="249" w:lineRule="auto"/>
+        <w:ind w:left="-284" w:right="-755" w:hanging="283"/>
+        <w:contextualSpacing/>
+        <w:jc w:val="both"/>
+        <w:rPr>
+          <w:rFonts w:ascii="Arial" w:eastAsia="Aptos" w:hAnsi="Arial" w:cs="Arial"/>
+          <w:color w:val="000000" w:themeColor="text1"/>
+          <w:sz w:val="22"/>
+          <w:szCs w:val="22"/>
+        </w:rPr>
+      </w:pPr>
+      <w:r>
+        <w:rPr>
+          <w:rFonts w:ascii="Arial" w:eastAsia="Aptos" w:hAnsi="Arial" w:cs="Arial"/>
+          <w:color w:val="000000" w:themeColor="text1"/>
+          <w:sz w:val="22"/>
+          <w:szCs w:val="22"/>
+        </w:rPr>
+        <w:t>Highlighted a structural issue in the incentive policy whereby employees serving notice periods were excluded, causing a decline in sales effort and weakening short-term business performance.</w:t>
+      </w:r>
+    </w:p>
+    <w:p>
+      <w:pPr>
+        <w:spacing w:line="240" w:lineRule="atLeast"/>
+        <w:ind w:left="-567" w:right="-612"/>
+        <w:rPr>
+          <w:rFonts w:ascii="Arial" w:hAnsi="Arial" w:cs="Arial"/>
+          <w:b/>
+          <w:bCs/>
+          <w:color w:val="000000" w:themeColor="text1"/>
+        </w:rPr>
+      </w:pPr>
+    </w:p>
+    <w:p>
+      <w:pPr>
+        <w:spacing w:line="240" w:lineRule="atLeast"/>
+        <w:ind w:left="-567" w:right="-612"/>
+        <w:rPr>
+          <w:rFonts w:ascii="Arial" w:hAnsi="Arial" w:cs="Arial"/>
+          <w:color w:val="000000" w:themeColor="text1"/>
+          <w:sz w:val="48"/>
+          <w:szCs w:val="48"/>
+        </w:rPr>
+      </w:pPr>
+      <w:r>
+        <w:rPr>
+          <w:rFonts w:ascii="Arial" w:hAnsi="Arial" w:cs="Arial"/>
+          <w:b/>
+          <w:bCs/>
+          <w:color w:val="000000" w:themeColor="text1"/>
+        </w:rPr>
+        <w:t>Education</w:t>
+      </w:r>
+      <w:r>
+        <w:rPr>
+          <w:rFonts w:ascii="Arial" w:hAnsi="Arial" w:cs="Arial"/>
+          <w:color w:val="000000" w:themeColor="text1"/>
+          <w:sz w:val="48"/>
+          <w:szCs w:val="48"/>
+        </w:rPr>
+        <w:t xml:space="preserve"> </w:t>
+      </w:r>
+      <w:r>
+        <w:rPr>
+          <w:rFonts w:ascii="Arial" w:hAnsi="Arial" w:cs="Arial"/>
+          <w:color w:val="000000" w:themeColor="text1"/>
+          <w:sz w:val="48"/>
+          <w:szCs w:val="48"/>
+        </w:rPr>
+        <w:pict w14:anchorId="54C36791">
+          <v:rect id="_x0000_i1028" style="width:0;height:1.5pt" o:hralign="center" o:hrstd="t" o:hr="t" fillcolor="#a0a0a0" stroked="f"/>
+        </w:pict>
+      </w:r>
+    </w:p>
+    <w:p>
+      <w:pPr>
+        <w:numPr>
+          <w:ilvl w:val="0"/>
+          <w:numId w:val="6"/>
+        </w:numPr>
+        <w:spacing w:after="5" w:line="250" w:lineRule="auto"/>
+        <w:ind w:left="-284" w:right="3639" w:hanging="283"/>
+        <w:rPr>
+          <w:rFonts w:ascii="Arial" w:hAnsi="Arial" w:cs="Arial"/>
+          <w:color w:val="000000" w:themeColor="text1"/>
+          <w:sz w:val="22"/>
+          <w:szCs w:val="22"/>
+        </w:rPr>
+      </w:pPr>
+      <w:r>
+        <w:rPr>
+          <w:rFonts w:ascii="Arial" w:hAnsi="Arial" w:cs="Arial"/>
+          <w:b/>
+          <w:color w:val="000000" w:themeColor="text1"/>
+          <w:sz w:val="22"/>
+          <w:szCs w:val="22"/>
+        </w:rPr>
+        <w:t xml:space="preserve">Master of Business Analytics </w:t>
+      </w:r>
+      <w:r>
+        <w:rPr>
+          <w:rFonts w:ascii="Arial" w:hAnsi="Arial" w:cs="Arial"/>
+          <w:bCs/>
+          <w:color w:val="000000" w:themeColor="text1"/>
+          <w:sz w:val="22"/>
+          <w:szCs w:val="22"/>
+          <w:u w:val="single" w:color="000000" w:themeColor="text1"/>
+        </w:rPr>
+        <w:t>(</w:t>
+      </w:r>
+      <w:hyperlink r:id="rId22" w:history="1">
+        <w:r>
+          <w:rPr>
+            <w:rStyle w:val="Hyperlink"/>
+            <w:rFonts w:ascii="Arial" w:hAnsi="Arial" w:cs="Arial"/>
+            <w:bCs/>
+            <w:color w:val="000000" w:themeColor="text1"/>
+            <w:sz w:val="22"/>
+            <w:szCs w:val="22"/>
+          </w:rPr>
+          <w:t>Res</w:t>
+        </w:r>
+        <w:r>
+          <w:rPr>
+            <w:rStyle w:val="Hyperlink"/>
+            <w:rFonts w:ascii="Arial" w:hAnsi="Arial" w:cs="Arial"/>
+            <w:bCs/>
+            <w:color w:val="000000" w:themeColor="text1"/>
+            <w:sz w:val="22"/>
+            <w:szCs w:val="22"/>
+          </w:rPr>
+          <w:t>u</w:t>
+        </w:r>
+        <w:r>
+          <w:rPr>
+            <w:rStyle w:val="Hyperlink"/>
+            <w:rFonts w:ascii="Arial" w:hAnsi="Arial" w:cs="Arial"/>
+            <w:bCs/>
+            <w:color w:val="000000" w:themeColor="text1"/>
+            <w:sz w:val="22"/>
+            <w:szCs w:val="22"/>
+          </w:rPr>
+          <w:t>lt</w:t>
+        </w:r>
+      </w:hyperlink>
+      <w:r>
+        <w:rPr>
+          <w:rFonts w:ascii="Arial" w:hAnsi="Arial" w:cs="Arial"/>
+          <w:bCs/>
+          <w:color w:val="000000" w:themeColor="text1"/>
+          <w:sz w:val="22"/>
+          <w:szCs w:val="22"/>
+          <w:u w:val="single" w:color="000000" w:themeColor="text1"/>
+        </w:rPr>
+        <w:t>)</w:t>
+      </w:r>
+    </w:p>
+    <w:p>
+      <w:pPr>
+        <w:tabs>
+          <w:tab w:val="left" w:pos="5103"/>
+        </w:tabs>
+        <w:spacing w:after="9"/>
+        <w:ind w:left="-284" w:right="2505" w:hanging="283"/>
+        <w:rPr>
+          <w:rFonts w:ascii="Arial" w:hAnsi="Arial" w:cs="Arial"/>
+          <w:color w:val="000000" w:themeColor="text1"/>
+          <w:sz w:val="22"/>
+          <w:szCs w:val="22"/>
+        </w:rPr>
+      </w:pPr>
+      <w:r>
+        <w:rPr>
+          <w:rFonts w:ascii="Arial" w:hAnsi="Arial" w:cs="Arial"/>
+          <w:i/>
+          <w:color w:val="000000" w:themeColor="text1"/>
+          <w:sz w:val="22"/>
+          <w:szCs w:val="22"/>
+        </w:rPr>
+        <w:t xml:space="preserve">     Macquarie University, Sydney, Australia</w:t>
+      </w:r>
+      <w:r>
+        <w:rPr>
+          <w:rFonts w:ascii="Arial" w:hAnsi="Arial" w:cs="Arial"/>
+          <w:i/>
+          <w:color w:val="000000" w:themeColor="text1"/>
+          <w:sz w:val="22"/>
+          <w:szCs w:val="22"/>
+        </w:rPr>
+        <w:t xml:space="preserve"> </w:t>
+      </w:r>
+      <w:r>
+        <w:rPr>
+          <w:rFonts w:ascii="Arial" w:eastAsia="Aptos" w:hAnsi="Arial" w:cs="Arial"/>
+          <w:color w:val="000000" w:themeColor="text1"/>
+          <w:sz w:val="22"/>
+          <w:szCs w:val="22"/>
+        </w:rPr>
+        <w:t>|</w:t>
+      </w:r>
+      <w:hyperlink r:id="rId23">
+        <w:r>
+          <w:rPr>
+            <w:rFonts w:ascii="Arial" w:eastAsia="Aptos" w:hAnsi="Arial" w:cs="Arial"/>
+            <w:b/>
+            <w:color w:val="000000" w:themeColor="text1"/>
+            <w:sz w:val="22"/>
+            <w:szCs w:val="22"/>
+          </w:rPr>
+          <w:t xml:space="preserve"> </w:t>
+        </w:r>
+      </w:hyperlink>
+      <w:r>
+        <w:rPr>
+          <w:rFonts w:ascii="Arial" w:hAnsi="Arial" w:cs="Arial"/>
+          <w:i/>
+          <w:color w:val="000000" w:themeColor="text1"/>
+          <w:sz w:val="22"/>
+          <w:szCs w:val="22"/>
+        </w:rPr>
         <w:t xml:space="preserve"> 2024 - 2026 </w:t>
       </w:r>
-      <w:hyperlink r:id="rId22">
+      <w:hyperlink r:id="rId24">
         <w:r>
           <w:rPr>
             <w:rFonts w:ascii="Arial" w:eastAsia="Segoe UI Symbol" w:hAnsi="Arial" w:cs="Arial"/>
@@ -2008,6 +2323,60 @@
           <w:t xml:space="preserve"> </w:t>
         </w:r>
       </w:hyperlink>
+      <w:r>
+        <w:rPr>
+          <w:rFonts w:ascii="Arial" w:eastAsia="Aptos" w:hAnsi="Arial" w:cs="Arial"/>
+          <w:color w:val="000000" w:themeColor="text1"/>
+          <w:sz w:val="22"/>
+          <w:szCs w:val="22"/>
+        </w:rPr>
+        <w:t>|</w:t>
+      </w:r>
+      <w:r>
+        <w:t xml:space="preserve"> </w:t>
+      </w:r>
+      <w:r>
+        <w:rPr>
+          <w:rFonts w:ascii="Arial" w:hAnsi="Arial" w:cs="Arial"/>
+          <w:i/>
+          <w:color w:val="000000" w:themeColor="text1"/>
+          <w:sz w:val="22"/>
+          <w:szCs w:val="22"/>
+        </w:rPr>
+        <w:t>WAM</w:t>
+      </w:r>
+      <w:r>
+        <w:rPr>
+          <w:rFonts w:ascii="Arial" w:hAnsi="Arial" w:cs="Arial"/>
+          <w:i/>
+          <w:color w:val="000000" w:themeColor="text1"/>
+          <w:sz w:val="22"/>
+          <w:szCs w:val="22"/>
+        </w:rPr>
+        <w:t xml:space="preserve">: </w:t>
+      </w:r>
+      <w:r>
+        <w:rPr>
+          <w:rFonts w:ascii="Arial" w:hAnsi="Arial" w:cs="Arial"/>
+          <w:i/>
+          <w:color w:val="000000" w:themeColor="text1"/>
+          <w:sz w:val="22"/>
+          <w:szCs w:val="22"/>
+        </w:rPr>
+        <w:t>77.47</w:t>
+      </w:r>
+      <w:hyperlink r:id="rId25">
+        <w:r>
+          <w:rPr>
+            <w:rFonts w:ascii="Arial" w:hAnsi="Arial" w:cs="Arial"/>
+            <w:i/>
+            <w:color w:val="000000" w:themeColor="text1"/>
+            <w:sz w:val="22"/>
+            <w:szCs w:val="22"/>
+          </w:rPr>
+          <w:t xml:space="preserve"> </w:t>
+        </w:r>
+      </w:hyperlink>
     </w:p>
     <w:p>
       <w:pPr>
@@ -2047,7 +2416,7 @@
         </w:rPr>
         <w:t xml:space="preserve">Bachelor of Business Administration </w:t>
       </w:r>
-      <w:hyperlink r:id="rId23">
+      <w:hyperlink r:id="rId26">
         <w:r>
           <w:rPr>
             <w:rFonts w:ascii="Arial" w:hAnsi="Arial" w:cs="Arial"/>
@@ -2090,7 +2459,7 @@
         </w:rPr>
         <w:t>|</w:t>
       </w:r>
-      <w:hyperlink r:id="rId24">
+      <w:hyperlink r:id="rId27">
         <w:r>
           <w:rPr>
             <w:rFonts w:ascii="Arial" w:eastAsia="Aptos" w:hAnsi="Arial" w:cs="Arial"/>
@@ -2130,7 +2499,7 @@
         </w:rPr>
         <w:t>|</w:t>
       </w:r>
-      <w:hyperlink r:id="rId25">
+      <w:hyperlink r:id="rId28">
         <w:r>
           <w:rPr>
             <w:rFonts w:ascii="Arial" w:eastAsia="Aptos" w:hAnsi="Arial" w:cs="Arial"/>
@@ -2152,7 +2521,7 @@
         </w:rPr>
         <w:t>CGPA: 8.93</w:t>
       </w:r>
-      <w:hyperlink r:id="rId26">
+      <w:hyperlink r:id="rId29">
         <w:r>
           <w:rPr>
             <w:rFonts w:ascii="Arial" w:hAnsi="Arial" w:cs="Arial"/>
@@ -2212,7 +2581,7 @@
         </w:rPr>
         <w:t xml:space="preserve"> </w:t>
       </w:r>
-      <w:hyperlink r:id="rId27" w:history="1">
+      <w:hyperlink r:id="rId30" w:history="1">
         <w:r>
           <w:rPr>
             <w:rStyle w:val="Hyperlink"/>
@@ -2349,7 +2718,7 @@
         </w:rPr>
         <w:t xml:space="preserve">IBM Data Analyst Professional Certificate </w:t>
       </w:r>
-      <w:hyperlink r:id="rId28">
+      <w:hyperlink r:id="rId31">
         <w:r>
           <w:rPr>
             <w:rFonts w:ascii="Arial" w:hAnsi="Arial" w:cs="Arial"/>
@@ -2361,7 +2730,7 @@
           <w:t>(Credentials Link)</w:t>
         </w:r>
       </w:hyperlink>
-      <w:hyperlink r:id="rId29">
+      <w:hyperlink r:id="rId32">
         <w:r>
           <w:rPr>
             <w:rFonts w:ascii="Arial" w:eastAsia="Segoe UI Symbol" w:hAnsi="Arial" w:cs="Arial"/>
@@ -2407,7 +2776,7 @@
         </w:rPr>
         <w:t xml:space="preserve">Google Data Analytics Professional Certificate </w:t>
       </w:r>
-      <w:hyperlink r:id="rId30">
+      <w:hyperlink r:id="rId33">
         <w:r>
           <w:rPr>
             <w:rFonts w:ascii="Arial" w:hAnsi="Arial" w:cs="Arial"/>
@@ -2425,7 +2794,7 @@
         </w:rPr>
         <w:t xml:space="preserve"> - Coursera</w:t>
       </w:r>
-      <w:hyperlink r:id="rId31">
+      <w:hyperlink r:id="rId34">
         <w:r>
           <w:rPr>
             <w:rFonts w:ascii="Arial" w:eastAsia="Segoe UI Symbol" w:hAnsi="Arial" w:cs="Arial"/>
@@ -2474,7 +2843,7 @@
         </w:rPr>
         <w:t xml:space="preserve">Series </w:t>
       </w:r>
-      <w:hyperlink r:id="rId32" w:history="1">
+      <w:hyperlink r:id="rId35" w:history="1">
         <w:r>
           <w:rPr>
             <w:rStyle w:val="Hyperlink"/>
@@ -2533,7 +2902,7 @@
         </w:rPr>
         <w:t xml:space="preserve">Power BI Complete Training Series </w:t>
       </w:r>
-      <w:hyperlink r:id="rId33" w:history="1">
+      <w:hyperlink r:id="rId36" w:history="1">
         <w:r>
           <w:rPr>
             <w:rStyle w:val="Hyperlink"/>
@@ -2603,7 +2972,7 @@
         </w:rPr>
         <w:t xml:space="preserve"> </w:t>
       </w:r>
-      <w:hyperlink r:id="rId34" w:history="1">
+      <w:hyperlink r:id="rId37" w:history="1">
         <w:r>
           <w:rPr>
             <w:rStyle w:val="Hyperlink"/>
@@ -2637,7 +3006,7 @@
       <w:proofErr w:type="spellEnd"/>
     </w:p>
     <w:sectPr>
-      <w:footerReference w:type="default" r:id="rId35"/>
+      <w:footerReference w:type="default" r:id="rId38"/>
       <w:pgSz w:w="11906" w:h="16838"/>
       <w:pgMar w:top="568" w:right="1440" w:bottom="567" w:left="1440" w:header="708" w:footer="340" w:gutter="0"/>
       <w:pgBorders w:display="notFirstPage" w:offsetFrom="page">
